--- a/fuentes/CF01_12150026.docx
+++ b/fuentes/CF01_12150026.docx
@@ -1479,7 +1479,21 @@
           <w:sz w:val="20"/>
           <w:szCs w:val="20"/>
         </w:rPr>
-        <w:t>El componente formativo “Planeación y evaluación de procesos operativos en transporte” ofrece al aprendiz herramientas técnicas y prácticas para abordar la gestión de operaciones en el sector, desde la comprensión de los conceptos y tipos de transporte, hasta la aplicación de metodologías de planificación y control. A partir del conocimiento de la normativa vigente y los indicadores de gestión, se fortalecen las competencias para diseñar y evaluar procesos que optimicen recursos y garanticen el cumplimiento de objetivos organizacionales.</w:t>
+        <w:t>El componente formativo Planeación y evaluación de procesos operativos en transporte</w:t>
+      </w:r>
+      <w:r>
+        <w:rPr>
+          <w:sz w:val="20"/>
+          <w:szCs w:val="20"/>
+        </w:rPr>
+        <w:t>,</w:t>
+      </w:r>
+      <w:r>
+        <w:rPr>
+          <w:sz w:val="20"/>
+          <w:szCs w:val="20"/>
+        </w:rPr>
+        <w:t xml:space="preserve"> ofrece al aprendiz herramientas técnicas y prácticas para abordar la gestión de operaciones en el sector, desde la comprensión de los conceptos y tipos de transporte, hasta la aplicación de metodologías de planificación y control. A partir del conocimiento de la normativa vigente y los indicadores de gestión, se fortalecen las competencias para diseñar y evaluar procesos que optimicen recursos y garanticen el cumplimiento de objetivos organizacionales.</w:t>
       </w:r>
     </w:p>
     <w:p>
@@ -4152,7 +4166,7 @@
       </w:pPr>
       <w:r>
         <w:rPr>
-          <w:color w:val="000000"/>
+          <w:color w:val="000000" w:themeColor="text1" w:themeTint="FF" w:themeShade="FF"/>
           <w:sz w:val="20"/>
           <w:szCs w:val="20"/>
         </w:rPr>
@@ -4160,15 +4174,31 @@
       </w:r>
       <w:r>
         <w:rPr>
-          <w:color w:val="000000"/>
-          <w:sz w:val="20"/>
-          <w:szCs w:val="20"/>
-        </w:rPr>
-        <w:t>o KPIs,</w:t>
-      </w:r>
-      <w:r>
-        <w:rPr>
-          <w:color w:val="000000"/>
+          <w:color w:val="000000" w:themeColor="text1" w:themeTint="FF" w:themeShade="FF"/>
+          <w:sz w:val="20"/>
+          <w:szCs w:val="20"/>
+        </w:rPr>
+        <w:t xml:space="preserve">o </w:t>
+      </w:r>
+      <w:r>
+        <w:rPr>
+          <w:color w:val="000000" w:themeColor="text1" w:themeTint="FF" w:themeShade="FF"/>
+          <w:sz w:val="20"/>
+          <w:szCs w:val="20"/>
+        </w:rPr>
+        <w:t>KPIs</w:t>
+      </w:r>
+      <w:r>
+        <w:rPr>
+          <w:color w:val="000000" w:themeColor="text1" w:themeTint="FF" w:themeShade="FF"/>
+          <w:sz w:val="20"/>
+          <w:szCs w:val="20"/>
+        </w:rPr>
+        <w:t>,</w:t>
+      </w:r>
+      <w:r>
+        <w:rPr>
+          <w:color w:val="000000" w:themeColor="text1" w:themeTint="FF" w:themeShade="FF"/>
           <w:sz w:val="20"/>
           <w:szCs w:val="20"/>
         </w:rPr>
@@ -4176,21 +4206,47 @@
       </w:r>
       <w:r>
         <w:rPr>
-          <w:i/>
-          <w:iCs/>
-          <w:color w:val="000000"/>
-          <w:sz w:val="20"/>
-          <w:szCs w:val="20"/>
-        </w:rPr>
-        <w:t>Key Performance Indicators</w:t>
-      </w:r>
-      <w:r>
-        <w:rPr>
-          <w:color w:val="000000"/>
-          <w:sz w:val="20"/>
-          <w:szCs w:val="20"/>
-        </w:rPr>
-        <w:t>) son herramientas de medición cuantitativa que permiten evaluar el desempeño y el resultado de los procesos logísticos de una empresa. Su objetivo principal es monitorear el cumplimiento de los objetivos estratégicos y operativos, identificar desviaciones, y tomar decisiones informadas para mejorar la eficiencia y la productividad. En logística, estos indicadores son cruciales para medir el rendimiento en áreas como el transporte, el almacenamiento, el inventario, el servicio al cliente y la productividad general de la cadena de suministro.</w:t>
+          <w:i w:val="1"/>
+          <w:iCs w:val="1"/>
+          <w:color w:val="000000" w:themeColor="text1" w:themeTint="FF" w:themeShade="FF"/>
+          <w:sz w:val="20"/>
+          <w:szCs w:val="20"/>
+        </w:rPr>
+        <w:t xml:space="preserve">Key Performance </w:t>
+      </w:r>
+      <w:r>
+        <w:rPr>
+          <w:i w:val="1"/>
+          <w:iCs w:val="1"/>
+          <w:color w:val="000000" w:themeColor="text1" w:themeTint="FF" w:themeShade="FF"/>
+          <w:sz w:val="20"/>
+          <w:szCs w:val="20"/>
+        </w:rPr>
+        <w:t>Indicators</w:t>
+      </w:r>
+      <w:r>
+        <w:rPr>
+          <w:color w:val="000000" w:themeColor="text1" w:themeTint="FF" w:themeShade="FF"/>
+          <w:sz w:val="20"/>
+          <w:szCs w:val="20"/>
+        </w:rPr>
+        <w:t xml:space="preserve">) son herramientas de medición cuantitativa que permiten evaluar el desempeño y </w:t>
+      </w:r>
+      <w:r>
+        <w:rPr>
+          <w:color w:val="000000" w:themeColor="text1" w:themeTint="FF" w:themeShade="FF"/>
+          <w:sz w:val="20"/>
+          <w:szCs w:val="20"/>
+        </w:rPr>
+        <w:t xml:space="preserve">los resultados </w:t>
+      </w:r>
+      <w:r>
+        <w:rPr>
+          <w:color w:val="000000" w:themeColor="text1" w:themeTint="FF" w:themeShade="FF"/>
+          <w:sz w:val="20"/>
+          <w:szCs w:val="20"/>
+        </w:rPr>
+        <w:t>de los procesos logísticos de una empresa. Su objetivo principal es monitorear el cumplimiento de los objetivos estratégicos y operativos, identificar desviaciones, y tomar decisiones informadas para mejorar la eficiencia y la productividad. En logística, estos indicadores son cruciales para medir el rendimiento en áreas como el transporte, el almacenamiento, el inventario, el servicio al cliente y la productividad general de la cadena de suministro.</w:t>
       </w:r>
     </w:p>
     <w:p>
@@ -6918,6 +6974,7 @@
         <w:tc>
           <w:tcPr>
             <w:tcW w:w="5651" w:type="dxa"/>
+            <w:tcMar/>
           </w:tcPr>
           <w:p>
             <w:pPr>
@@ -6925,6 +6982,7 @@
               <w:spacing w:before="0" w:after="0" w:line="276" w:lineRule="auto"/>
               <w:outlineLvl w:val="2"/>
               <w:rPr>
+                <w:rStyle w:val="Textoennegrita"/>
                 <w:color w:val="auto"/>
                 <w:sz w:val="20"/>
                 <w:szCs w:val="20"/>
@@ -6943,8 +7001,7 @@
             <w:commentRangeEnd w:id="41"/>
             <w:r>
               <w:rPr>
-                <w:rStyle w:val="Refdecomentario"/>
-                <w:color w:val="auto"/>
+                <w:rStyle w:val="CommentReference"/>
               </w:rPr>
               <w:commentReference w:id="41"/>
             </w:r>
@@ -6956,15 +7013,6 @@
                 <w:szCs w:val="20"/>
               </w:rPr>
               <w:t xml:space="preserve"> en tiempo real y geolocalización precisa</w:t>
-            </w:r>
-            <w:r>
-              <w:rPr>
-                <w:rStyle w:val="Textoennegrita"/>
-                <w:color w:val="auto"/>
-                <w:sz w:val="20"/>
-                <w:szCs w:val="20"/>
-              </w:rPr>
-              <w:t>.</w:t>
             </w:r>
           </w:p>
           <w:p>
@@ -7066,6 +7114,7 @@
         <w:tc>
           <w:tcPr>
             <w:tcW w:w="3871" w:type="dxa"/>
+            <w:tcMar/>
           </w:tcPr>
           <w:p>
             <w:pPr>
@@ -7131,6 +7180,7 @@
         <w:tc>
           <w:tcPr>
             <w:tcW w:w="5651" w:type="dxa"/>
+            <w:tcMar/>
           </w:tcPr>
           <w:p>
             <w:pPr>
@@ -7138,22 +7188,6 @@
               <w:spacing w:before="0" w:after="0" w:line="276" w:lineRule="auto"/>
               <w:outlineLvl w:val="2"/>
               <w:rPr>
-                <w:color w:val="auto"/>
-                <w:sz w:val="20"/>
-                <w:szCs w:val="20"/>
-              </w:rPr>
-            </w:pPr>
-            <w:r>
-              <w:rPr>
-                <w:rStyle w:val="Textoennegrita"/>
-                <w:color w:val="auto"/>
-                <w:sz w:val="20"/>
-                <w:szCs w:val="20"/>
-              </w:rPr>
-              <w:t>Automatización y notificaciones inteligentes</w:t>
-            </w:r>
-            <w:r>
-              <w:rPr>
                 <w:rStyle w:val="Textoennegrita"/>
                 <w:b w:val="0"/>
                 <w:bCs w:val="0"/>
@@ -7161,7 +7195,15 @@
                 <w:sz w:val="20"/>
                 <w:szCs w:val="20"/>
               </w:rPr>
-              <w:t>.</w:t>
+            </w:pPr>
+            <w:r>
+              <w:rPr>
+                <w:rStyle w:val="Textoennegrita"/>
+                <w:color w:val="auto"/>
+                <w:sz w:val="20"/>
+                <w:szCs w:val="20"/>
+              </w:rPr>
+              <w:t>Automatización y notificaciones inteligentes</w:t>
             </w:r>
           </w:p>
           <w:p>
@@ -7263,6 +7305,7 @@
         <w:tc>
           <w:tcPr>
             <w:tcW w:w="3871" w:type="dxa"/>
+            <w:tcMar/>
           </w:tcPr>
           <w:p>
             <w:pPr>
@@ -7328,6 +7371,7 @@
         <w:tc>
           <w:tcPr>
             <w:tcW w:w="5651" w:type="dxa"/>
+            <w:tcMar/>
           </w:tcPr>
           <w:p>
             <w:pPr>
@@ -7335,20 +7379,12 @@
               <w:spacing w:before="0" w:after="0" w:line="276" w:lineRule="auto"/>
               <w:outlineLvl w:val="2"/>
               <w:rPr>
-                <w:color w:val="auto"/>
-                <w:sz w:val="20"/>
-                <w:szCs w:val="20"/>
-              </w:rPr>
-            </w:pPr>
-            <w:r>
-              <w:rPr>
                 <w:rStyle w:val="Textoennegrita"/>
                 <w:color w:val="auto"/>
                 <w:sz w:val="20"/>
                 <w:szCs w:val="20"/>
               </w:rPr>
-              <w:t>Optimización de rutas y eficiencia operativa</w:t>
-            </w:r>
+            </w:pPr>
             <w:r>
               <w:rPr>
                 <w:rStyle w:val="Textoennegrita"/>
@@ -7356,7 +7392,7 @@
                 <w:sz w:val="20"/>
                 <w:szCs w:val="20"/>
               </w:rPr>
-              <w:t>.</w:t>
+              <w:t>Optimización de rutas y eficiencia operativa</w:t>
             </w:r>
           </w:p>
           <w:p>
@@ -7458,6 +7494,7 @@
         <w:tc>
           <w:tcPr>
             <w:tcW w:w="3871" w:type="dxa"/>
+            <w:tcMar/>
           </w:tcPr>
           <w:p>
             <w:pPr>
@@ -7523,6 +7560,7 @@
         <w:tc>
           <w:tcPr>
             <w:tcW w:w="5651" w:type="dxa"/>
+            <w:tcMar/>
           </w:tcPr>
           <w:p>
             <w:pPr>
@@ -7530,20 +7568,12 @@
               <w:spacing w:before="0" w:after="0" w:line="276" w:lineRule="auto"/>
               <w:outlineLvl w:val="2"/>
               <w:rPr>
-                <w:color w:val="auto"/>
-                <w:sz w:val="20"/>
-                <w:szCs w:val="20"/>
-              </w:rPr>
-            </w:pPr>
-            <w:r>
-              <w:rPr>
                 <w:rStyle w:val="Textoennegrita"/>
                 <w:color w:val="auto"/>
                 <w:sz w:val="20"/>
                 <w:szCs w:val="20"/>
               </w:rPr>
-              <w:t>Recopilación de datos y generación de reportes</w:t>
-            </w:r>
+            </w:pPr>
             <w:r>
               <w:rPr>
                 <w:rStyle w:val="Textoennegrita"/>
@@ -7551,7 +7581,7 @@
                 <w:sz w:val="20"/>
                 <w:szCs w:val="20"/>
               </w:rPr>
-              <w:t>.</w:t>
+              <w:t>Recopilación de datos y generación de reportes</w:t>
             </w:r>
           </w:p>
           <w:p>
@@ -7653,6 +7683,7 @@
         <w:tc>
           <w:tcPr>
             <w:tcW w:w="3871" w:type="dxa"/>
+            <w:tcMar/>
           </w:tcPr>
           <w:p>
             <w:pPr>
@@ -7727,6 +7758,7 @@
         <w:tc>
           <w:tcPr>
             <w:tcW w:w="5651" w:type="dxa"/>
+            <w:tcMar/>
           </w:tcPr>
           <w:p>
             <w:pPr>
@@ -7734,20 +7766,12 @@
               <w:spacing w:before="0" w:after="0" w:line="276" w:lineRule="auto"/>
               <w:outlineLvl w:val="2"/>
               <w:rPr>
-                <w:color w:val="auto"/>
-                <w:sz w:val="20"/>
-                <w:szCs w:val="20"/>
-              </w:rPr>
-            </w:pPr>
-            <w:r>
-              <w:rPr>
                 <w:rStyle w:val="Textoennegrita"/>
                 <w:color w:val="auto"/>
                 <w:sz w:val="20"/>
                 <w:szCs w:val="20"/>
               </w:rPr>
-              <w:t>Seguridad y control</w:t>
-            </w:r>
+            </w:pPr>
             <w:r>
               <w:rPr>
                 <w:rStyle w:val="Textoennegrita"/>
@@ -7755,7 +7779,7 @@
                 <w:sz w:val="20"/>
                 <w:szCs w:val="20"/>
               </w:rPr>
-              <w:t>.</w:t>
+              <w:t>Seguridad y control</w:t>
             </w:r>
           </w:p>
           <w:p>
@@ -7860,6 +7884,7 @@
         <w:tc>
           <w:tcPr>
             <w:tcW w:w="3871" w:type="dxa"/>
+            <w:tcMar/>
           </w:tcPr>
           <w:p>
             <w:pPr>
@@ -7925,6 +7950,7 @@
         <w:tc>
           <w:tcPr>
             <w:tcW w:w="5651" w:type="dxa"/>
+            <w:tcMar/>
           </w:tcPr>
           <w:p>
             <w:pPr>
@@ -7932,20 +7958,12 @@
               <w:spacing w:before="0" w:after="0" w:line="276" w:lineRule="auto"/>
               <w:outlineLvl w:val="2"/>
               <w:rPr>
-                <w:color w:val="auto"/>
-                <w:sz w:val="20"/>
-                <w:szCs w:val="20"/>
-              </w:rPr>
-            </w:pPr>
-            <w:r>
-              <w:rPr>
                 <w:rStyle w:val="Textoennegrita"/>
                 <w:color w:val="auto"/>
                 <w:sz w:val="20"/>
                 <w:szCs w:val="20"/>
               </w:rPr>
-              <w:t>Integración y comunicación</w:t>
-            </w:r>
+            </w:pPr>
             <w:r>
               <w:rPr>
                 <w:rStyle w:val="Textoennegrita"/>
@@ -7953,7 +7971,7 @@
                 <w:sz w:val="20"/>
                 <w:szCs w:val="20"/>
               </w:rPr>
-              <w:t>.</w:t>
+              <w:t>Integración y comunicación</w:t>
             </w:r>
           </w:p>
           <w:p>
@@ -8058,6 +8076,7 @@
         <w:tc>
           <w:tcPr>
             <w:tcW w:w="3871" w:type="dxa"/>
+            <w:tcMar/>
           </w:tcPr>
           <w:p>
             <w:pPr>
@@ -10608,7 +10627,21 @@
           <w:sz w:val="20"/>
           <w:szCs w:val="20"/>
         </w:rPr>
-        <w:t xml:space="preserve">El componente formativo “Planeación y evaluación de procesos operativos en transporte” permite comprender la gestión logística aplicada al transporte, desde su conceptualización hasta el uso de herramientas de monitoreo que optimizan la cadena de suministro. Aborda el estudio del transporte, sus tipos, características, normativa y objetivos organizacionales, para luego profundizar en los indicadores de gestión como base para medir y mejorar el desempeño. </w:t>
+        <w:t>El componente formativo Planeación y evaluación de procesos operativos en transporte</w:t>
+      </w:r>
+      <w:r>
+        <w:rPr>
+          <w:sz w:val="20"/>
+          <w:szCs w:val="20"/>
+        </w:rPr>
+        <w:t>,</w:t>
+      </w:r>
+      <w:r>
+        <w:rPr>
+          <w:sz w:val="20"/>
+          <w:szCs w:val="20"/>
+        </w:rPr>
+        <w:t xml:space="preserve"> permite comprender la gestión logística aplicada al transporte, desde su conceptualización hasta el uso de herramientas de monitoreo que optimizan la cadena de suministro. Aborda el estudio del transporte, sus tipos, características, normativa y objetivos organizacionales, para luego profundizar en los indicadores de gestión como base para medir y mejorar el desempeño. </w:t>
       </w:r>
     </w:p>
     <w:p>
@@ -13020,6 +13053,176 @@
         <w:pStyle w:val="NormalWeb"/>
         <w:spacing w:line="276" w:lineRule="auto"/>
         <w:rPr>
+          <w:rFonts w:ascii="Arial" w:hAnsi="Arial" w:eastAsia="Arial" w:cs="Arial"/>
+          <w:noProof w:val="0"/>
+          <w:sz w:val="20"/>
+          <w:szCs w:val="20"/>
+          <w:lang w:val="es-CO"/>
+        </w:rPr>
+      </w:pPr>
+      <w:r>
+        <w:rPr>
+          <w:rFonts w:ascii="Arial" w:hAnsi="Arial" w:eastAsia="Arial" w:cs="Arial"/>
+          <w:noProof w:val="0"/>
+          <w:sz w:val="20"/>
+          <w:szCs w:val="20"/>
+          <w:lang w:val="es-CO"/>
+        </w:rPr>
+        <w:t xml:space="preserve">Banco Interamericano de Desarrollo. (2015). </w:t>
+      </w:r>
+      <w:r>
+        <w:rPr>
+          <w:rFonts w:ascii="Arial" w:hAnsi="Arial" w:eastAsia="Arial" w:cs="Arial"/>
+          <w:i w:val="1"/>
+          <w:iCs w:val="1"/>
+          <w:noProof w:val="0"/>
+          <w:sz w:val="20"/>
+          <w:szCs w:val="20"/>
+          <w:lang w:val="es-CO"/>
+        </w:rPr>
+        <w:t>Guía logística: aspectos conceptuales y prácticos de la logística de cargas</w:t>
+      </w:r>
+      <w:r>
+        <w:rPr>
+          <w:rFonts w:ascii="Arial" w:hAnsi="Arial" w:eastAsia="Arial" w:cs="Arial"/>
+          <w:noProof w:val="0"/>
+          <w:sz w:val="20"/>
+          <w:szCs w:val="20"/>
+          <w:lang w:val="es-CO"/>
+        </w:rPr>
+        <w:t xml:space="preserve">. </w:t>
+      </w:r>
+      <w:hyperlink r:id="R0d8b0fa9f77a4287">
+        <w:r>
+          <w:rPr>
+            <w:rStyle w:val="Hipervnculo"/>
+            <w:rFonts w:ascii="Arial" w:hAnsi="Arial" w:eastAsia="Arial" w:cs="Arial"/>
+            <w:noProof w:val="0"/>
+            <w:color w:val="auto"/>
+            <w:sz w:val="20"/>
+            <w:szCs w:val="20"/>
+            <w:u w:val="none"/>
+            <w:lang w:val="es-CO"/>
+          </w:rPr>
+          <w:t>https://publications.iadb.org/publications/spanish/document/Gu%C3%ADa-log%C3%ADstica-aspectos-conceptuales-y-pr%C3%A1cticos-de-la-log%C3%ADstica-de-cargas-%282015%29.pdf</w:t>
+        </w:r>
+      </w:hyperlink>
+      <w:r>
+        <w:rPr>
+          <w:rFonts w:ascii="Arial" w:hAnsi="Arial" w:eastAsia="Arial" w:cs="Arial"/>
+          <w:noProof w:val="0"/>
+          <w:color w:val="auto"/>
+          <w:sz w:val="20"/>
+          <w:szCs w:val="20"/>
+          <w:u w:val="none"/>
+          <w:lang w:val="es-CO"/>
+        </w:rPr>
+        <w:t xml:space="preserve"> </w:t>
+      </w:r>
+    </w:p>
+    <w:p>
+      <w:pPr>
+        <w:pStyle w:val="NormalWeb"/>
+        <w:spacing w:line="276" w:lineRule="auto"/>
+        <w:rPr>
+          <w:rFonts w:ascii="Arial" w:hAnsi="Arial" w:eastAsia="Arial" w:cs="Arial"/>
+          <w:noProof w:val="0"/>
+          <w:color w:val="auto"/>
+          <w:sz w:val="20"/>
+          <w:szCs w:val="20"/>
+          <w:u w:val="none"/>
+          <w:lang w:val="es-CO"/>
+        </w:rPr>
+      </w:pPr>
+    </w:p>
+    <w:p>
+      <w:pPr>
+        <w:pStyle w:val="NormalWeb"/>
+        <w:spacing w:line="276" w:lineRule="auto"/>
+        <w:rPr>
+          <w:rFonts w:ascii="Arial" w:hAnsi="Arial" w:eastAsia="Arial" w:cs="Arial"/>
+          <w:noProof w:val="0"/>
+          <w:color w:val="auto"/>
+          <w:sz w:val="20"/>
+          <w:szCs w:val="20"/>
+          <w:u w:val="none"/>
+          <w:lang w:val="es-CO"/>
+        </w:rPr>
+      </w:pPr>
+      <w:r>
+        <w:rPr>
+          <w:rFonts w:ascii="Arial" w:hAnsi="Arial" w:eastAsia="Arial" w:cs="Arial"/>
+          <w:noProof w:val="0"/>
+          <w:color w:val="auto"/>
+          <w:sz w:val="20"/>
+          <w:szCs w:val="20"/>
+          <w:u w:val="none"/>
+          <w:lang w:val="es-CO"/>
+        </w:rPr>
+        <w:t xml:space="preserve">Cardona Arbeláez, D., Rodríguez Arias, C. A., Del Río Cortina, J. L., Balza Franco, V., Ibarra Vega, D. W., del Río Cortina, A., García Bravo, P., … Caro Soto, M. S. (2019). </w:t>
+      </w:r>
+      <w:r>
+        <w:rPr>
+          <w:rFonts w:ascii="Arial" w:hAnsi="Arial" w:eastAsia="Arial" w:cs="Arial"/>
+          <w:i w:val="1"/>
+          <w:iCs w:val="1"/>
+          <w:noProof w:val="0"/>
+          <w:color w:val="auto"/>
+          <w:sz w:val="20"/>
+          <w:szCs w:val="20"/>
+          <w:u w:val="none"/>
+          <w:lang w:val="es-CO"/>
+        </w:rPr>
+        <w:t>Logística y cadena de suministro: aproximaciones teórico-prácticas</w:t>
+      </w:r>
+      <w:r>
+        <w:rPr>
+          <w:rFonts w:ascii="Arial" w:hAnsi="Arial" w:eastAsia="Arial" w:cs="Arial"/>
+          <w:noProof w:val="0"/>
+          <w:color w:val="auto"/>
+          <w:sz w:val="20"/>
+          <w:szCs w:val="20"/>
+          <w:u w:val="none"/>
+          <w:lang w:val="es-CO"/>
+        </w:rPr>
+        <w:t xml:space="preserve">. Editorial CECAR. </w:t>
+      </w:r>
+      <w:hyperlink r:id="R58be5df87cd3425c">
+        <w:r>
+          <w:rPr>
+            <w:rStyle w:val="Hipervnculo"/>
+            <w:rFonts w:ascii="Arial" w:hAnsi="Arial" w:eastAsia="Arial" w:cs="Arial"/>
+            <w:noProof w:val="0"/>
+            <w:color w:val="auto"/>
+            <w:sz w:val="20"/>
+            <w:szCs w:val="20"/>
+            <w:u w:val="none"/>
+            <w:lang w:val="es-CO"/>
+          </w:rPr>
+          <w:t>https://cecar.edu.co/documentos/editorial/e-book/logistica-y-cadena-de-suministro-digital.pdf</w:t>
+        </w:r>
+      </w:hyperlink>
+    </w:p>
+    <w:p>
+      <w:pPr>
+        <w:pStyle w:val="NormalWeb"/>
+        <w:spacing w:line="276" w:lineRule="auto"/>
+        <w:rPr>
+          <w:rFonts w:ascii="Arial" w:hAnsi="Arial" w:eastAsia="Arial" w:cs="Arial"/>
+          <w:noProof w:val="0"/>
+          <w:color w:val="auto"/>
+          <w:sz w:val="20"/>
+          <w:szCs w:val="20"/>
+          <w:u w:val="none"/>
+          <w:lang w:val="es-CO"/>
+        </w:rPr>
+      </w:pPr>
+    </w:p>
+    <w:p>
+      <w:pPr>
+        <w:pStyle w:val="NormalWeb"/>
+        <w:spacing w:line="276" w:lineRule="auto"/>
+        <w:rPr>
           <w:rFonts w:ascii="Arial" w:hAnsi="Arial" w:cs="Arial"/>
           <w:sz w:val="20"/>
           <w:szCs w:val="20"/>
@@ -13031,7 +13234,7 @@
           <w:sz w:val="20"/>
           <w:szCs w:val="20"/>
         </w:rPr>
-        <w:t xml:space="preserve">Mora García, L. A. (2023). </w:t>
+        <w:t xml:space="preserve">Colombia. Congreso de la República. (1996). </w:t>
       </w:r>
       <w:r>
         <w:rPr>
@@ -13040,6 +13243,190 @@
           <w:sz w:val="20"/>
           <w:szCs w:val="20"/>
         </w:rPr>
+        <w:t>Ley 336 de 1996: Por la cual se adopta el Estatuto Nacional de Transporte</w:t>
+      </w:r>
+      <w:r>
+        <w:rPr>
+          <w:rFonts w:ascii="Arial" w:hAnsi="Arial" w:cs="Arial"/>
+          <w:sz w:val="20"/>
+          <w:szCs w:val="20"/>
+        </w:rPr>
+        <w:t xml:space="preserve">. </w:t>
+      </w:r>
+      <w:hyperlink r:id="R3542fff6e21a42bf">
+        <w:r>
+          <w:rPr>
+            <w:rStyle w:val="Hipervnculo"/>
+            <w:rFonts w:ascii="Arial" w:hAnsi="Arial" w:cs="Arial"/>
+            <w:color w:val="auto"/>
+            <w:sz w:val="20"/>
+            <w:szCs w:val="20"/>
+            <w:u w:val="none"/>
+          </w:rPr>
+          <w:t>https://www.supertransporte.gov.co/documentos/2020/Diciembre/Notificaciones_16_RA/Resoluciones/860.pdf</w:t>
+        </w:r>
+      </w:hyperlink>
+    </w:p>
+    <w:p>
+      <w:pPr>
+        <w:pStyle w:val="NormalWeb"/>
+        <w:spacing w:line="276" w:lineRule="auto"/>
+        <w:rPr>
+          <w:rFonts w:ascii="Arial" w:hAnsi="Arial" w:cs="Arial"/>
+          <w:color w:val="auto"/>
+          <w:sz w:val="20"/>
+          <w:szCs w:val="20"/>
+          <w:u w:val="none"/>
+        </w:rPr>
+      </w:pPr>
+    </w:p>
+    <w:p>
+      <w:pPr>
+        <w:pStyle w:val="NormalWeb"/>
+        <w:spacing w:line="276" w:lineRule="auto"/>
+        <w:rPr>
+          <w:rFonts w:ascii="Arial" w:hAnsi="Arial" w:cs="Arial"/>
+          <w:sz w:val="20"/>
+          <w:szCs w:val="20"/>
+        </w:rPr>
+      </w:pPr>
+      <w:r>
+        <w:rPr>
+          <w:rFonts w:ascii="Arial" w:hAnsi="Arial" w:cs="Arial"/>
+          <w:sz w:val="20"/>
+          <w:szCs w:val="20"/>
+        </w:rPr>
+        <w:t xml:space="preserve">Colombia. Ministerio de Transporte. (2001). </w:t>
+      </w:r>
+      <w:r>
+        <w:rPr>
+          <w:rStyle w:val="nfasis"/>
+          <w:rFonts w:ascii="Arial" w:hAnsi="Arial" w:cs="Arial"/>
+          <w:sz w:val="20"/>
+          <w:szCs w:val="20"/>
+        </w:rPr>
+        <w:t>Decreto 173 de 2001: Por el cual se reglamenta el Servicio Público de Transporte Terrestre Automotor de Carga</w:t>
+      </w:r>
+      <w:r>
+        <w:rPr>
+          <w:rFonts w:ascii="Arial" w:hAnsi="Arial" w:cs="Arial"/>
+          <w:sz w:val="20"/>
+          <w:szCs w:val="20"/>
+        </w:rPr>
+        <w:t xml:space="preserve">. </w:t>
+      </w:r>
+      <w:hyperlink r:id="R164a0eae14c345ad">
+        <w:r>
+          <w:rPr>
+            <w:rStyle w:val="Hipervnculo"/>
+            <w:rFonts w:ascii="Arial" w:hAnsi="Arial" w:cs="Arial"/>
+            <w:color w:val="auto"/>
+            <w:sz w:val="20"/>
+            <w:szCs w:val="20"/>
+            <w:u w:val="none"/>
+          </w:rPr>
+          <w:t>https://mintransporte.gov.co/descargar.php?idFile=130</w:t>
+        </w:r>
+      </w:hyperlink>
+    </w:p>
+    <w:p>
+      <w:pPr>
+        <w:pStyle w:val="NormalWeb"/>
+        <w:spacing w:line="276" w:lineRule="auto"/>
+        <w:rPr>
+          <w:rFonts w:ascii="Arial" w:hAnsi="Arial" w:cs="Arial"/>
+          <w:color w:val="auto"/>
+          <w:sz w:val="20"/>
+          <w:szCs w:val="20"/>
+          <w:u w:val="none"/>
+        </w:rPr>
+      </w:pPr>
+    </w:p>
+    <w:p>
+      <w:pPr>
+        <w:pStyle w:val="NormalWeb"/>
+        <w:spacing w:line="276" w:lineRule="auto"/>
+        <w:rPr>
+          <w:rFonts w:ascii="Arial" w:hAnsi="Arial" w:cs="Arial"/>
+          <w:sz w:val="20"/>
+          <w:szCs w:val="20"/>
+        </w:rPr>
+      </w:pPr>
+      <w:r>
+        <w:rPr>
+          <w:rFonts w:ascii="Arial" w:hAnsi="Arial" w:cs="Arial"/>
+          <w:sz w:val="20"/>
+          <w:szCs w:val="20"/>
+        </w:rPr>
+        <w:t xml:space="preserve">Colombia. Ministerio de Transporte. (2002). </w:t>
+      </w:r>
+      <w:r>
+        <w:rPr>
+          <w:rStyle w:val="nfasis"/>
+          <w:rFonts w:ascii="Arial" w:hAnsi="Arial" w:cs="Arial"/>
+          <w:sz w:val="20"/>
+          <w:szCs w:val="20"/>
+        </w:rPr>
+        <w:t>Decreto 1609 de 2002: Por el cual se reglamenta el manejo y transporte terrestre automotor de mercancías peligrosas por carretera</w:t>
+      </w:r>
+      <w:r>
+        <w:rPr>
+          <w:rFonts w:ascii="Arial" w:hAnsi="Arial" w:cs="Arial"/>
+          <w:sz w:val="20"/>
+          <w:szCs w:val="20"/>
+        </w:rPr>
+        <w:t xml:space="preserve">. </w:t>
+      </w:r>
+      <w:hyperlink r:id="R8185061820be4b3f">
+        <w:r>
+          <w:rPr>
+            <w:rStyle w:val="Hipervnculo"/>
+            <w:rFonts w:ascii="Arial" w:hAnsi="Arial" w:cs="Arial"/>
+            <w:color w:val="auto"/>
+            <w:sz w:val="20"/>
+            <w:szCs w:val="20"/>
+            <w:u w:val="none"/>
+          </w:rPr>
+          <w:t>https://www.funcionpublica.gov.co/eva/gestornormativo/norma.php?i=6101</w:t>
+        </w:r>
+      </w:hyperlink>
+    </w:p>
+    <w:p>
+      <w:pPr>
+        <w:pStyle w:val="NormalWeb"/>
+        <w:spacing w:line="276" w:lineRule="auto"/>
+        <w:rPr>
+          <w:rFonts w:ascii="Arial" w:hAnsi="Arial" w:cs="Arial"/>
+          <w:sz w:val="20"/>
+          <w:szCs w:val="20"/>
+        </w:rPr>
+      </w:pPr>
+    </w:p>
+    <w:p>
+      <w:pPr>
+        <w:pStyle w:val="NormalWeb"/>
+        <w:spacing w:line="276" w:lineRule="auto"/>
+        <w:rPr>
+          <w:rFonts w:ascii="Arial" w:hAnsi="Arial" w:cs="Arial"/>
+          <w:sz w:val="20"/>
+          <w:szCs w:val="20"/>
+        </w:rPr>
+      </w:pPr>
+      <w:r>
+        <w:rPr>
+          <w:rFonts w:ascii="Arial" w:hAnsi="Arial" w:cs="Arial"/>
+          <w:sz w:val="20"/>
+          <w:szCs w:val="20"/>
+        </w:rPr>
+        <w:t xml:space="preserve">Mora García, L. A. (2023). </w:t>
+      </w:r>
+      <w:r>
+        <w:rPr>
+          <w:rStyle w:val="nfasis"/>
+          <w:rFonts w:ascii="Arial" w:hAnsi="Arial" w:cs="Arial"/>
+          <w:sz w:val="20"/>
+          <w:szCs w:val="20"/>
+        </w:rPr>
         <w:t>Logística del transporte y distribución de carga</w:t>
       </w:r>
       <w:r>
@@ -13050,7 +13437,6 @@
         </w:rPr>
         <w:t xml:space="preserve"> (2.ª ed.). </w:t>
       </w:r>
-      <w:proofErr w:type="spellStart"/>
       <w:r>
         <w:rPr>
           <w:rFonts w:ascii="Arial" w:hAnsi="Arial" w:cs="Arial"/>
@@ -13059,7 +13445,6 @@
         </w:rPr>
         <w:t>Ecoe</w:t>
       </w:r>
-      <w:proofErr w:type="spellEnd"/>
       <w:r>
         <w:rPr>
           <w:rFonts w:ascii="Arial" w:hAnsi="Arial" w:cs="Arial"/>
@@ -13068,7 +13453,7 @@
         </w:rPr>
         <w:t xml:space="preserve"> Ediciones. </w:t>
       </w:r>
-      <w:hyperlink r:id="R5f8bef1bb716465d">
+      <w:hyperlink r:id="R1351eff7aa2047c1">
         <w:r>
           <w:rPr>
             <w:rStyle w:val="Hipervnculo"/>
@@ -13090,84 +13475,6 @@
           <w:rFonts w:ascii="Arial" w:hAnsi="Arial" w:cs="Arial"/>
           <w:sz w:val="20"/>
           <w:szCs w:val="20"/>
-        </w:rPr>
-      </w:pPr>
-    </w:p>
-    <w:p>
-      <w:pPr>
-        <w:pStyle w:val="NormalWeb"/>
-        <w:spacing w:line="276" w:lineRule="auto"/>
-        <w:rPr>
-          <w:rFonts w:ascii="Arial" w:hAnsi="Arial" w:cs="Arial"/>
-          <w:sz w:val="20"/>
-          <w:szCs w:val="20"/>
-        </w:rPr>
-      </w:pPr>
-      <w:r>
-        <w:rPr>
-          <w:rFonts w:ascii="Arial" w:hAnsi="Arial" w:cs="Arial"/>
-          <w:sz w:val="20"/>
-          <w:szCs w:val="20"/>
-        </w:rPr>
-        <w:t xml:space="preserve">Mora, L. A., &amp; Muñoz, R. D. (2009). </w:t>
-      </w:r>
-      <w:r>
-        <w:rPr>
-          <w:rStyle w:val="nfasis"/>
-          <w:rFonts w:ascii="Arial" w:hAnsi="Arial" w:cs="Arial"/>
-          <w:sz w:val="20"/>
-          <w:szCs w:val="20"/>
-        </w:rPr>
-        <w:t>Diccionario de logística y negocios internacionales</w:t>
-      </w:r>
-      <w:r>
-        <w:rPr>
-          <w:rFonts w:ascii="Arial" w:hAnsi="Arial" w:cs="Arial"/>
-          <w:sz w:val="20"/>
-          <w:szCs w:val="20"/>
-        </w:rPr>
-        <w:t xml:space="preserve">. </w:t>
-      </w:r>
-      <w:r>
-        <w:rPr>
-          <w:rFonts w:ascii="Arial" w:hAnsi="Arial" w:cs="Arial"/>
-          <w:sz w:val="20"/>
-          <w:szCs w:val="20"/>
-        </w:rPr>
-        <w:t>Ecoe</w:t>
-      </w:r>
-      <w:r>
-        <w:rPr>
-          <w:rFonts w:ascii="Arial" w:hAnsi="Arial" w:cs="Arial"/>
-          <w:sz w:val="20"/>
-          <w:szCs w:val="20"/>
-        </w:rPr>
-        <w:t xml:space="preserve"> Ediciones. </w:t>
-      </w:r>
-      <w:hyperlink r:id="R02e498215f0d4765">
-        <w:r>
-          <w:rPr>
-            <w:rStyle w:val="Hipervnculo"/>
-            <w:rFonts w:ascii="Arial" w:hAnsi="Arial" w:cs="Arial"/>
-            <w:color w:val="auto"/>
-            <w:sz w:val="20"/>
-            <w:szCs w:val="20"/>
-            <w:u w:val="none"/>
-          </w:rPr>
-          <w:t>https://www.buscalibre.com.co/libro-diccionario-de-logistica-y-negocios-internacionales/9789586156557/p/47020569</w:t>
-        </w:r>
-      </w:hyperlink>
-    </w:p>
-    <w:p>
-      <w:pPr>
-        <w:pStyle w:val="NormalWeb"/>
-        <w:spacing w:line="276" w:lineRule="auto"/>
-        <w:rPr>
-          <w:rFonts w:ascii="Arial" w:hAnsi="Arial" w:cs="Arial"/>
-          <w:color w:val="auto"/>
-          <w:sz w:val="20"/>
-          <w:szCs w:val="20"/>
-          <w:u w:val="none"/>
         </w:rPr>
       </w:pPr>
     </w:p>
@@ -13250,265 +13557,6 @@
           <w:u w:val="none"/>
         </w:rPr>
       </w:pPr>
-    </w:p>
-    <w:p>
-      <w:pPr>
-        <w:pStyle w:val="NormalWeb"/>
-        <w:spacing w:line="276" w:lineRule="auto"/>
-        <w:rPr>
-          <w:rFonts w:ascii="Arial" w:hAnsi="Arial" w:cs="Arial"/>
-          <w:sz w:val="20"/>
-          <w:szCs w:val="20"/>
-        </w:rPr>
-      </w:pPr>
-      <w:r>
-        <w:rPr>
-          <w:rFonts w:ascii="Arial" w:hAnsi="Arial" w:cs="Arial"/>
-          <w:sz w:val="20"/>
-          <w:szCs w:val="20"/>
-        </w:rPr>
-        <w:t xml:space="preserve">Silvera Escudero, R. E. (2019). </w:t>
-      </w:r>
-      <w:r>
-        <w:rPr>
-          <w:rStyle w:val="nfasis"/>
-          <w:rFonts w:ascii="Arial" w:hAnsi="Arial" w:cs="Arial"/>
-          <w:sz w:val="20"/>
-          <w:szCs w:val="20"/>
-        </w:rPr>
-        <w:t>Logística matemática: La clave del éxito en la cadena de suministro</w:t>
-      </w:r>
-      <w:r>
-        <w:rPr>
-          <w:rFonts w:ascii="Arial" w:hAnsi="Arial" w:cs="Arial"/>
-          <w:sz w:val="20"/>
-          <w:szCs w:val="20"/>
-        </w:rPr>
-        <w:t xml:space="preserve">. </w:t>
-      </w:r>
-      <w:r>
-        <w:rPr>
-          <w:rFonts w:ascii="Arial" w:hAnsi="Arial" w:cs="Arial"/>
-          <w:sz w:val="20"/>
-          <w:szCs w:val="20"/>
-        </w:rPr>
-        <w:t>Ecoe</w:t>
-      </w:r>
-      <w:r>
-        <w:rPr>
-          <w:rFonts w:ascii="Arial" w:hAnsi="Arial" w:cs="Arial"/>
-          <w:sz w:val="20"/>
-          <w:szCs w:val="20"/>
-        </w:rPr>
-        <w:t xml:space="preserve"> Ediciones Ltda. </w:t>
-      </w:r>
-      <w:hyperlink r:id="R002dec6aff6f4416">
-        <w:r>
-          <w:rPr>
-            <w:rStyle w:val="Hipervnculo"/>
-            <w:rFonts w:ascii="Arial" w:hAnsi="Arial" w:cs="Arial"/>
-            <w:color w:val="auto"/>
-            <w:sz w:val="20"/>
-            <w:szCs w:val="20"/>
-            <w:u w:val="none"/>
-          </w:rPr>
-          <w:t>https://www.buscalibre.com.co/libro-logistica-matematica-la-,-del-exito-en-la-cadena-de-suministro-1ra-edicion/9789587719602/p/49964175</w:t>
-        </w:r>
-      </w:hyperlink>
-    </w:p>
-    <w:p>
-      <w:pPr>
-        <w:pStyle w:val="NormalWeb"/>
-        <w:spacing w:line="276" w:lineRule="auto"/>
-        <w:rPr>
-          <w:rFonts w:ascii="Arial" w:hAnsi="Arial" w:cs="Arial"/>
-          <w:color w:val="auto"/>
-          <w:sz w:val="20"/>
-          <w:szCs w:val="20"/>
-          <w:u w:val="none"/>
-        </w:rPr>
-      </w:pPr>
-    </w:p>
-    <w:p>
-      <w:pPr>
-        <w:pStyle w:val="NormalWeb"/>
-        <w:spacing w:line="276" w:lineRule="auto"/>
-        <w:rPr>
-          <w:rFonts w:ascii="Arial" w:hAnsi="Arial" w:cs="Arial"/>
-          <w:sz w:val="20"/>
-          <w:szCs w:val="20"/>
-        </w:rPr>
-      </w:pPr>
-      <w:r>
-        <w:rPr>
-          <w:rFonts w:ascii="Arial" w:hAnsi="Arial" w:cs="Arial"/>
-          <w:sz w:val="20"/>
-          <w:szCs w:val="20"/>
-        </w:rPr>
-        <w:t xml:space="preserve">Colombia. Congreso de la República. (1996). </w:t>
-      </w:r>
-      <w:r>
-        <w:rPr>
-          <w:rStyle w:val="nfasis"/>
-          <w:rFonts w:ascii="Arial" w:hAnsi="Arial" w:cs="Arial"/>
-          <w:sz w:val="20"/>
-          <w:szCs w:val="20"/>
-        </w:rPr>
-        <w:t>Ley 336 de 1996: Por la cual se adopta el Estatuto Nacional de Transporte</w:t>
-      </w:r>
-      <w:r>
-        <w:rPr>
-          <w:rFonts w:ascii="Arial" w:hAnsi="Arial" w:cs="Arial"/>
-          <w:sz w:val="20"/>
-          <w:szCs w:val="20"/>
-        </w:rPr>
-        <w:t>.</w:t>
-      </w:r>
-      <w:r>
-        <w:rPr>
-          <w:rFonts w:ascii="Arial" w:hAnsi="Arial" w:cs="Arial"/>
-          <w:sz w:val="20"/>
-          <w:szCs w:val="20"/>
-        </w:rPr>
-        <w:t xml:space="preserve"> </w:t>
-      </w:r>
-      <w:hyperlink r:id="R8de54cd36f5745de">
-        <w:r>
-          <w:rPr>
-            <w:rStyle w:val="Hipervnculo"/>
-            <w:rFonts w:ascii="Arial" w:hAnsi="Arial" w:cs="Arial"/>
-            <w:color w:val="auto"/>
-            <w:sz w:val="20"/>
-            <w:szCs w:val="20"/>
-            <w:u w:val="none"/>
-          </w:rPr>
-          <w:t>https://www.supertransporte.gov.co/documentos/2020/Diciembre/Notificaciones_16_RA/Resoluciones/860.pdf</w:t>
-        </w:r>
-      </w:hyperlink>
-    </w:p>
-    <w:p>
-      <w:pPr>
-        <w:pStyle w:val="NormalWeb"/>
-        <w:spacing w:line="276" w:lineRule="auto"/>
-        <w:rPr>
-          <w:rFonts w:ascii="Arial" w:hAnsi="Arial" w:cs="Arial"/>
-          <w:color w:val="auto"/>
-          <w:sz w:val="20"/>
-          <w:szCs w:val="20"/>
-          <w:u w:val="none"/>
-        </w:rPr>
-      </w:pPr>
-    </w:p>
-    <w:p>
-      <w:pPr>
-        <w:pStyle w:val="NormalWeb"/>
-        <w:spacing w:line="276" w:lineRule="auto"/>
-        <w:rPr>
-          <w:rFonts w:ascii="Arial" w:hAnsi="Arial" w:cs="Arial"/>
-          <w:sz w:val="20"/>
-          <w:szCs w:val="20"/>
-        </w:rPr>
-      </w:pPr>
-      <w:r>
-        <w:rPr>
-          <w:rFonts w:ascii="Arial" w:hAnsi="Arial" w:cs="Arial"/>
-          <w:sz w:val="20"/>
-          <w:szCs w:val="20"/>
-        </w:rPr>
-        <w:t xml:space="preserve">Colombia. Ministerio de Transporte. (2001). </w:t>
-      </w:r>
-      <w:r>
-        <w:rPr>
-          <w:rStyle w:val="nfasis"/>
-          <w:rFonts w:ascii="Arial" w:hAnsi="Arial" w:cs="Arial"/>
-          <w:sz w:val="20"/>
-          <w:szCs w:val="20"/>
-        </w:rPr>
-        <w:t>Decreto 173 de 2001: Por el cual se reglamenta el Servicio Público de Transporte Terrestre Automotor de Carga</w:t>
-      </w:r>
-      <w:r>
-        <w:rPr>
-          <w:rFonts w:ascii="Arial" w:hAnsi="Arial" w:cs="Arial"/>
-          <w:sz w:val="20"/>
-          <w:szCs w:val="20"/>
-        </w:rPr>
-        <w:t xml:space="preserve">. </w:t>
-      </w:r>
-      <w:hyperlink r:id="Re9ec625dd026476e">
-        <w:r>
-          <w:rPr>
-            <w:rStyle w:val="Hipervnculo"/>
-            <w:rFonts w:ascii="Arial" w:hAnsi="Arial" w:cs="Arial"/>
-            <w:color w:val="auto"/>
-            <w:sz w:val="20"/>
-            <w:szCs w:val="20"/>
-            <w:u w:val="none"/>
-          </w:rPr>
-          <w:t>https://mintransporte.gov.co/descargar.php?idFile=130</w:t>
-        </w:r>
-      </w:hyperlink>
-    </w:p>
-    <w:p>
-      <w:pPr>
-        <w:pStyle w:val="NormalWeb"/>
-        <w:spacing w:line="276" w:lineRule="auto"/>
-        <w:rPr>
-          <w:rFonts w:ascii="Arial" w:hAnsi="Arial" w:cs="Arial"/>
-          <w:color w:val="auto"/>
-          <w:sz w:val="20"/>
-          <w:szCs w:val="20"/>
-          <w:u w:val="none"/>
-        </w:rPr>
-      </w:pPr>
-    </w:p>
-    <w:p>
-      <w:pPr>
-        <w:pStyle w:val="NormalWeb"/>
-        <w:spacing w:line="276" w:lineRule="auto"/>
-        <w:rPr>
-          <w:rFonts w:ascii="Arial" w:hAnsi="Arial" w:cs="Arial"/>
-          <w:sz w:val="20"/>
-          <w:szCs w:val="20"/>
-        </w:rPr>
-      </w:pPr>
-      <w:r>
-        <w:rPr>
-          <w:rFonts w:ascii="Arial" w:hAnsi="Arial" w:cs="Arial"/>
-          <w:sz w:val="20"/>
-          <w:szCs w:val="20"/>
-        </w:rPr>
-        <w:t xml:space="preserve">Colombia. Ministerio de Transporte. (2002). </w:t>
-      </w:r>
-      <w:r>
-        <w:rPr>
-          <w:rStyle w:val="nfasis"/>
-          <w:rFonts w:ascii="Arial" w:hAnsi="Arial" w:cs="Arial"/>
-          <w:sz w:val="20"/>
-          <w:szCs w:val="20"/>
-        </w:rPr>
-        <w:t>Decreto 1609 de 2002: Por el cual se reglamenta el manejo y transporte terrestre automotor de mercancías peligrosas por carretera</w:t>
-      </w:r>
-      <w:r>
-        <w:rPr>
-          <w:rFonts w:ascii="Arial" w:hAnsi="Arial" w:cs="Arial"/>
-          <w:sz w:val="20"/>
-          <w:szCs w:val="20"/>
-        </w:rPr>
-        <w:t xml:space="preserve">. </w:t>
-      </w:r>
-      <w:hyperlink w:tgtFrame="_new" w:history="1" r:id="rId58">
-        <w:r>
-          <w:rPr>
-            <w:rStyle w:val="Hipervnculo"/>
-            <w:rFonts w:ascii="Arial" w:hAnsi="Arial" w:cs="Arial"/>
-            <w:color w:val="auto"/>
-            <w:sz w:val="20"/>
-            <w:szCs w:val="20"/>
-            <w:u w:val="none"/>
-          </w:rPr>
-          <w:t>https://www.funcionpublica.gov.co/eva/gestornormativo/norma.php?i=6101</w:t>
-        </w:r>
-      </w:hyperlink>
     </w:p>
     <w:p>
       <w:pPr>

--- a/fuentes/CF01_12150026.docx
+++ b/fuentes/CF01_12150026.docx
@@ -1486,13 +1486,6 @@
           <w:sz w:val="20"/>
           <w:szCs w:val="20"/>
         </w:rPr>
-        <w:t>,</w:t>
-      </w:r>
-      <w:r>
-        <w:rPr>
-          <w:sz w:val="20"/>
-          <w:szCs w:val="20"/>
-        </w:rPr>
         <w:t xml:space="preserve"> ofrece al aprendiz herramientas técnicas y prácticas para abordar la gestión de operaciones en el sector, desde la comprensión de los conceptos y tipos de transporte, hasta la aplicación de metodologías de planificación y control. A partir del conocimiento de la normativa vigente y los indicadores de gestión, se fortalecen las competencias para diseñar y evaluar procesos que optimicen recursos y garanticen el cumplimiento de objetivos organizacionales.</w:t>
       </w:r>
     </w:p>
@@ -1534,6 +1527,15 @@
         </w:rPr>
         <w:t>uso de herramientas de monitoreo, con un enfoque en la mejora continua y la competitividad de las organizaciones del transporte. Además, promueve la toma de decisiones informadas y la integración de políticas sectoriales en la operación. Así, se contribuye a la formación de profesionales capaces de responder a las necesidades del sector con eficiencia y sostenibilidad.</w:t>
       </w:r>
+    </w:p>
+    <w:p>
+      <w:pPr>
+        <w:jc w:val="both"/>
+        <w:rPr>
+          <w:sz w:val="20"/>
+          <w:szCs w:val="20"/>
+        </w:rPr>
+      </w:pPr>
     </w:p>
     <w:p>
       <w:pPr>
@@ -1889,8 +1891,32 @@
         <w:ind w:left="-76"/>
         <w:jc w:val="both"/>
         <w:rPr>
-          <w:b/>
-          <w:bCs/>
+          <w:b w:val="1"/>
+          <w:bCs w:val="1"/>
+          <w:sz w:val="20"/>
+          <w:szCs w:val="20"/>
+        </w:rPr>
+      </w:pPr>
+    </w:p>
+    <w:p>
+      <w:pPr>
+        <w:ind w:left="-76"/>
+        <w:jc w:val="both"/>
+        <w:rPr>
+          <w:b w:val="1"/>
+          <w:bCs w:val="1"/>
+          <w:sz w:val="20"/>
+          <w:szCs w:val="20"/>
+        </w:rPr>
+      </w:pPr>
+    </w:p>
+    <w:p>
+      <w:pPr>
+        <w:ind w:left="-76"/>
+        <w:jc w:val="both"/>
+        <w:rPr>
+          <w:b w:val="1"/>
+          <w:bCs w:val="1"/>
           <w:sz w:val="20"/>
           <w:szCs w:val="20"/>
         </w:rPr>
@@ -8225,8 +8251,8 @@
       <w:tblGrid>
         <w:gridCol w:w="1075"/>
         <w:gridCol w:w="2121"/>
-        <w:gridCol w:w="1750"/>
-        <w:gridCol w:w="4365"/>
+        <w:gridCol w:w="1830"/>
+        <w:gridCol w:w="4285"/>
       </w:tblGrid>
       <w:tr>
         <w:tc>
@@ -8271,7 +8297,7 @@
         </w:tc>
         <w:tc>
           <w:tcPr>
-            <w:tcW w:w="1956" w:type="dxa"/>
+            <w:tcW w:w="2121" w:type="dxa"/>
             <w:tcMar/>
           </w:tcPr>
           <w:p>
@@ -8337,7 +8363,7 @@
         </w:tc>
         <w:tc>
           <w:tcPr>
-            <w:tcW w:w="0" w:type="auto"/>
+            <w:tcW w:w="1830" w:type="dxa"/>
             <w:tcMar/>
             <w:hideMark/>
           </w:tcPr>
@@ -8368,7 +8394,7 @@
         </w:tc>
         <w:tc>
           <w:tcPr>
-            <w:tcW w:w="4530" w:type="dxa"/>
+            <w:tcW w:w="4285" w:type="dxa"/>
             <w:tcMar/>
             <w:hideMark/>
           </w:tcPr>
@@ -8429,7 +8455,7 @@
         </w:tc>
         <w:tc>
           <w:tcPr>
-            <w:tcW w:w="1956" w:type="dxa"/>
+            <w:tcW w:w="2121" w:type="dxa"/>
             <w:tcMar/>
           </w:tcPr>
           <w:p>
@@ -8495,7 +8521,7 @@
         </w:tc>
         <w:tc>
           <w:tcPr>
-            <w:tcW w:w="0" w:type="auto"/>
+            <w:tcW w:w="1830" w:type="dxa"/>
             <w:tcMar/>
             <w:hideMark/>
           </w:tcPr>
@@ -8526,7 +8552,7 @@
         </w:tc>
         <w:tc>
           <w:tcPr>
-            <w:tcW w:w="4530" w:type="dxa"/>
+            <w:tcW w:w="4285" w:type="dxa"/>
             <w:tcMar/>
             <w:hideMark/>
           </w:tcPr>
@@ -8663,7 +8689,7 @@
         </w:tc>
         <w:tc>
           <w:tcPr>
-            <w:tcW w:w="1956" w:type="dxa"/>
+            <w:tcW w:w="2121" w:type="dxa"/>
             <w:tcMar/>
           </w:tcPr>
           <w:p>
@@ -8729,7 +8755,7 @@
         </w:tc>
         <w:tc>
           <w:tcPr>
-            <w:tcW w:w="0" w:type="auto"/>
+            <w:tcW w:w="1830" w:type="dxa"/>
             <w:tcMar/>
             <w:hideMark/>
           </w:tcPr>
@@ -8760,7 +8786,7 @@
         </w:tc>
         <w:tc>
           <w:tcPr>
-            <w:tcW w:w="4530" w:type="dxa"/>
+            <w:tcW w:w="4285" w:type="dxa"/>
             <w:tcMar/>
             <w:hideMark/>
           </w:tcPr>
@@ -8821,7 +8847,7 @@
         </w:tc>
         <w:tc>
           <w:tcPr>
-            <w:tcW w:w="1956" w:type="dxa"/>
+            <w:tcW w:w="2121" w:type="dxa"/>
             <w:tcMar/>
           </w:tcPr>
           <w:p>
@@ -8887,7 +8913,7 @@
         </w:tc>
         <w:tc>
           <w:tcPr>
-            <w:tcW w:w="0" w:type="auto"/>
+            <w:tcW w:w="1830" w:type="dxa"/>
             <w:tcMar/>
             <w:hideMark/>
           </w:tcPr>
@@ -8918,7 +8944,7 @@
         </w:tc>
         <w:tc>
           <w:tcPr>
-            <w:tcW w:w="4530" w:type="dxa"/>
+            <w:tcW w:w="4285" w:type="dxa"/>
             <w:tcMar/>
             <w:hideMark/>
           </w:tcPr>
@@ -8979,7 +9005,7 @@
         </w:tc>
         <w:tc>
           <w:tcPr>
-            <w:tcW w:w="1956" w:type="dxa"/>
+            <w:tcW w:w="2121" w:type="dxa"/>
             <w:tcMar/>
           </w:tcPr>
           <w:p>
@@ -9045,7 +9071,7 @@
         </w:tc>
         <w:tc>
           <w:tcPr>
-            <w:tcW w:w="0" w:type="auto"/>
+            <w:tcW w:w="1830" w:type="dxa"/>
             <w:tcMar/>
             <w:hideMark/>
           </w:tcPr>
@@ -9076,7 +9102,7 @@
         </w:tc>
         <w:tc>
           <w:tcPr>
-            <w:tcW w:w="4530" w:type="dxa"/>
+            <w:tcW w:w="4285" w:type="dxa"/>
             <w:tcMar/>
             <w:hideMark/>
           </w:tcPr>
@@ -9137,7 +9163,7 @@
         </w:tc>
         <w:tc>
           <w:tcPr>
-            <w:tcW w:w="1956" w:type="dxa"/>
+            <w:tcW w:w="2121" w:type="dxa"/>
             <w:tcMar/>
           </w:tcPr>
           <w:p>
@@ -9203,7 +9229,7 @@
         </w:tc>
         <w:tc>
           <w:tcPr>
-            <w:tcW w:w="0" w:type="auto"/>
+            <w:tcW w:w="1830" w:type="dxa"/>
             <w:tcMar/>
             <w:hideMark/>
           </w:tcPr>
@@ -9234,7 +9260,7 @@
         </w:tc>
         <w:tc>
           <w:tcPr>
-            <w:tcW w:w="4530" w:type="dxa"/>
+            <w:tcW w:w="4285" w:type="dxa"/>
             <w:tcMar/>
             <w:hideMark/>
           </w:tcPr>
@@ -9295,7 +9321,7 @@
         </w:tc>
         <w:tc>
           <w:tcPr>
-            <w:tcW w:w="1956" w:type="dxa"/>
+            <w:tcW w:w="2121" w:type="dxa"/>
             <w:tcMar/>
           </w:tcPr>
           <w:p>
@@ -9361,7 +9387,7 @@
         </w:tc>
         <w:tc>
           <w:tcPr>
-            <w:tcW w:w="0" w:type="auto"/>
+            <w:tcW w:w="1830" w:type="dxa"/>
             <w:tcMar/>
             <w:hideMark/>
           </w:tcPr>
@@ -9392,7 +9418,7 @@
         </w:tc>
         <w:tc>
           <w:tcPr>
-            <w:tcW w:w="4530" w:type="dxa"/>
+            <w:tcW w:w="4285" w:type="dxa"/>
             <w:tcMar/>
             <w:hideMark/>
           </w:tcPr>
@@ -13092,7 +13118,7 @@
         </w:rPr>
         <w:t xml:space="preserve">. </w:t>
       </w:r>
-      <w:hyperlink r:id="R0d8b0fa9f77a4287">
+      <w:hyperlink r:id="R29c3411ff26a4f0e">
         <w:r>
           <w:rPr>
             <w:rStyle w:val="Hipervnculo"/>
@@ -13107,6 +13133,18 @@
           <w:t>https://publications.iadb.org/publications/spanish/document/Gu%C3%ADa-log%C3%ADstica-aspectos-conceptuales-y-pr%C3%A1cticos-de-la-log%C3%ADstica-de-cargas-%282015%29.pdf</w:t>
         </w:r>
       </w:hyperlink>
+      <w:r>
+        <w:rPr>
+          <w:rFonts w:ascii="Arial" w:hAnsi="Arial" w:eastAsia="Arial" w:cs="Arial"/>
+          <w:noProof w:val="0"/>
+          <w:color w:val="auto"/>
+          <w:sz w:val="20"/>
+          <w:szCs w:val="20"/>
+          <w:u w:val="none"/>
+          <w:lang w:val="es-CO"/>
+        </w:rPr>
+        <w:t xml:space="preserve"> </w:t>
+      </w:r>
       <w:r>
         <w:rPr>
           <w:rFonts w:ascii="Arial" w:hAnsi="Arial" w:eastAsia="Arial" w:cs="Arial"/>
@@ -13224,8 +13262,10 @@
         <w:spacing w:line="276" w:lineRule="auto"/>
         <w:rPr>
           <w:rFonts w:ascii="Arial" w:hAnsi="Arial" w:cs="Arial"/>
-          <w:sz w:val="20"/>
-          <w:szCs w:val="20"/>
+          <w:color w:val="auto"/>
+          <w:sz w:val="20"/>
+          <w:szCs w:val="20"/>
+          <w:u w:val="none"/>
         </w:rPr>
       </w:pPr>
       <w:r>
@@ -13253,19 +13293,6 @@
         </w:rPr>
         <w:t xml:space="preserve">. </w:t>
       </w:r>
-      <w:hyperlink r:id="R3542fff6e21a42bf">
-        <w:r>
-          <w:rPr>
-            <w:rStyle w:val="Hipervnculo"/>
-            <w:rFonts w:ascii="Arial" w:hAnsi="Arial" w:cs="Arial"/>
-            <w:color w:val="auto"/>
-            <w:sz w:val="20"/>
-            <w:szCs w:val="20"/>
-            <w:u w:val="none"/>
-          </w:rPr>
-          <w:t>https://www.supertransporte.gov.co/documentos/2020/Diciembre/Notificaciones_16_RA/Resoluciones/860.pdf</w:t>
-        </w:r>
-      </w:hyperlink>
     </w:p>
     <w:p>
       <w:pPr>
@@ -13408,8 +13435,10 @@
         <w:spacing w:line="276" w:lineRule="auto"/>
         <w:rPr>
           <w:rFonts w:ascii="Arial" w:hAnsi="Arial" w:cs="Arial"/>
-          <w:sz w:val="20"/>
-          <w:szCs w:val="20"/>
+          <w:color w:val="auto"/>
+          <w:sz w:val="20"/>
+          <w:szCs w:val="20"/>
+          <w:u w:val="none"/>
         </w:rPr>
       </w:pPr>
       <w:r>
@@ -13453,19 +13482,6 @@
         </w:rPr>
         <w:t xml:space="preserve"> Ediciones. </w:t>
       </w:r>
-      <w:hyperlink r:id="R1351eff7aa2047c1">
-        <w:r>
-          <w:rPr>
-            <w:rStyle w:val="Hipervnculo"/>
-            <w:rFonts w:ascii="Arial" w:hAnsi="Arial" w:cs="Arial"/>
-            <w:color w:val="auto"/>
-            <w:sz w:val="20"/>
-            <w:szCs w:val="20"/>
-            <w:u w:val="none"/>
-          </w:rPr>
-          <w:t>https://www.ecoeediciones.com/product/logistica-del-transporte-y-distribucion-de-carga-2da-edicion-impreso/</w:t>
-        </w:r>
-      </w:hyperlink>
     </w:p>
     <w:p>
       <w:pPr>
@@ -26718,8 +26734,8 @@
 </file>
 
 <file path=customXml/item4.xml><?xml version="1.0" encoding="utf-8"?>
-<ct:contentTypeSchema xmlns:ct="http://schemas.microsoft.com/office/2006/metadata/contentType" xmlns:ma="http://schemas.microsoft.com/office/2006/metadata/properties/metaAttributes" ct:_="" ma:_="" ma:contentTypeName="Document" ma:contentTypeID="0x010100FC2B1768DD5A774EB396CCAB0DE361C1" ma:contentTypeVersion="12" ma:contentTypeDescription="Create a new document." ma:contentTypeScope="" ma:versionID="e457f0353dff4793ff65ec06f81c05a6">
-  <xsd:schema xmlns:xsd="http://www.w3.org/2001/XMLSchema" xmlns:xs="http://www.w3.org/2001/XMLSchema" xmlns:p="http://schemas.microsoft.com/office/2006/metadata/properties" xmlns:ns2="a70d3c18-0869-45a1-9f75-4b4b8f0f32be" xmlns:ns3="adccf511-daff-4bcb-9072-914cedbf4c7e" targetNamespace="http://schemas.microsoft.com/office/2006/metadata/properties" ma:root="true" ma:fieldsID="77b2bbbf03d6b979ebc72b50604a95f1" ns2:_="" ns3:_="">
+<ct:contentTypeSchema xmlns:ct="http://schemas.microsoft.com/office/2006/metadata/contentType" xmlns:ma="http://schemas.microsoft.com/office/2006/metadata/properties/metaAttributes" ct:_="" ma:_="" ma:contentTypeName="Document" ma:contentTypeID="0x010100FC2B1768DD5A774EB396CCAB0DE361C1" ma:contentTypeVersion="12" ma:contentTypeDescription="Create a new document." ma:contentTypeScope="" ma:versionID="5c73d03d85a9061ddf46109e49c6f833">
+  <xsd:schema xmlns:xsd="http://www.w3.org/2001/XMLSchema" xmlns:xs="http://www.w3.org/2001/XMLSchema" xmlns:p="http://schemas.microsoft.com/office/2006/metadata/properties" xmlns:ns2="a70d3c18-0869-45a1-9f75-4b4b8f0f32be" xmlns:ns3="adccf511-daff-4bcb-9072-914cedbf4c7e" targetNamespace="http://schemas.microsoft.com/office/2006/metadata/properties" ma:root="true" ma:fieldsID="b641cd2390f1614c3f66edd1da48d282" ns2:_="" ns3:_="">
     <xsd:import namespace="a70d3c18-0869-45a1-9f75-4b4b8f0f32be"/>
     <xsd:import namespace="adccf511-daff-4bcb-9072-914cedbf4c7e"/>
     <xsd:element name="properties">
@@ -26951,7 +26967,7 @@
 </file>
 
 <file path=customXml/itemProps4.xml><?xml version="1.0" encoding="utf-8"?>
-<ds:datastoreItem xmlns:ds="http://schemas.openxmlformats.org/officeDocument/2006/customXml" ds:itemID="{34673FB5-85EF-4F64-8D3E-DBDDB4852F31}"/>
+<ds:datastoreItem xmlns:ds="http://schemas.openxmlformats.org/officeDocument/2006/customXml" ds:itemID="{411E5955-7175-4313-BEBC-A4BD44A265E1}"/>
 </file>
 
 <file path=customXml/itemProps5.xml><?xml version="1.0" encoding="utf-8"?>
